--- a/examples/word/revisions.docx
+++ b/examples/word/revisions.docx
@@ -416,22 +416,6 @@
         <w:rPr/>
         <w:t xml:space="preserve">7a. The </w:t>
       </w:r>
-      <w:del w:author="Iris" w:date="2026-05-25T18:50:00+08:00" w:id="1048684">
-        <w:r>
-          <w:rPr/>
-          <w:delText xml:space="preserve">fox</w:delText>
-        </w:r>
-      </w:del>
-      <w:ins w:author="Iris" w:date="2026-05-25T18:50:00+08:00" w:id="1048685">
-        <w:r>
-          <w:rPr/>
-          <w:t xml:space="preserve">cat</w:t>
-        </w:r>
-      </w:ins>
-      <w:r>
-        <w:rPr/>
-        <w:t xml:space="preserve"> jumped over the lazy dog. (run find+replace to track '</w:t>
-      </w:r>
       <w:del w:author="Iris" w:date="2026-05-25T18:50:00+08:00" w:id="1048682">
         <w:r>
           <w:rPr/>
@@ -446,7 +430,7 @@
       </w:ins>
       <w:r>
         <w:rPr/>
-        <w:t xml:space="preserve">'→'cat')</w:t>
+        <w:t xml:space="preserve"> jumped and another fox ran fast. (regex tracks only the 1st 'fox'→'cat')</w:t>
       </w:r>
     </w:p>
     <w:p>
@@ -454,32 +438,6 @@
       <w:r>
         <w:rPr/>
         <w:t xml:space="preserve">7b. Color </w:t>
-      </w:r>
-      <w:r>
-        <w:rPr>
-          <w:b/>
-          <w:rPrChange w:author="Jack" w:date="2026-05-25T18:51:00+08:00" w:id="1048691">
-            <w:rPr/>
-          </w:rPrChange>
-        </w:rPr>
-        <w:t xml:space="preserve">red</w:t>
-      </w:r>
-      <w:r>
-        <w:rPr/>
-        <w:t xml:space="preserve"> apples and the </w:t>
-      </w:r>
-      <w:r>
-        <w:rPr>
-          <w:b/>
-          <w:rPrChange w:author="Jack" w:date="2026-05-25T18:51:00+08:00" w:id="1048690">
-            <w:rPr/>
-          </w:rPrChange>
-        </w:rPr>
-        <w:t xml:space="preserve">red</w:t>
-      </w:r>
-      <w:r>
-        <w:rPr/>
-        <w:t xml:space="preserve"> barn. (tracked bold on every '</w:t>
       </w:r>
       <w:r>
         <w:rPr>
@@ -492,6 +450,32 @@
       </w:r>
       <w:r>
         <w:rPr/>
+        <w:t xml:space="preserve"> apples and the </w:t>
+      </w:r>
+      <w:r>
+        <w:rPr>
+          <w:b/>
+          <w:rPrChange w:author="Jack" w:date="2026-05-25T18:51:00+08:00" w:id="1048688">
+            <w:rPr/>
+          </w:rPrChange>
+        </w:rPr>
+        <w:t xml:space="preserve">red</w:t>
+      </w:r>
+      <w:r>
+        <w:rPr/>
+        <w:t xml:space="preserve"> barn. (tracked bold on every '</w:t>
+      </w:r>
+      <w:r>
+        <w:rPr>
+          <w:b/>
+          <w:rPrChange w:author="Jack" w:date="2026-05-25T18:51:00+08:00" w:id="1048687">
+            <w:rPr/>
+          </w:rPrChange>
+        </w:rPr>
+        <w:t xml:space="preserve">red</w:t>
+      </w:r>
+      <w:r>
+        <w:rPr/>
         <w:t xml:space="preserve">')</w:t>
       </w:r>
     </w:p>
@@ -501,13 +485,13 @@
         <w:rPr/>
         <w:t xml:space="preserve">7c. Replace </w:t>
       </w:r>
-      <w:del w:author="Kelly" w:date="2026-05-25T18:52:00+08:00" w:id="1048697">
+      <w:del w:author="Kelly" w:date="2026-05-25T18:52:00+08:00" w:id="1048695">
         <w:r>
           <w:rPr/>
           <w:delText xml:space="preserve">bar</w:delText>
         </w:r>
       </w:del>
-      <w:ins w:author="Kelly" w:date="2026-05-25T18:52:00+08:00" w:id="1048698">
+      <w:ins w:author="Kelly" w:date="2026-05-25T18:52:00+08:00" w:id="1048696">
         <w:r>
           <w:rPr>
             <w:b/>
@@ -520,13 +504,13 @@
         <w:rPr/>
         <w:t xml:space="preserve"> with FOO. (tracked replace '</w:t>
       </w:r>
-      <w:del w:author="Kelly" w:date="2026-05-25T18:52:00+08:00" w:id="1048695">
+      <w:del w:author="Kelly" w:date="2026-05-25T18:52:00+08:00" w:id="1048693">
         <w:r>
           <w:rPr/>
           <w:delText xml:space="preserve">bar</w:delText>
         </w:r>
       </w:del>
-      <w:ins w:author="Kelly" w:date="2026-05-25T18:52:00+08:00" w:id="1048696">
+      <w:ins w:author="Kelly" w:date="2026-05-25T18:52:00+08:00" w:id="1048694">
         <w:r>
           <w:rPr>
             <w:b/>
@@ -549,7 +533,7 @@
       <w:r>
         <w:rPr>
           <w:b/>
-          <w:rPrChange w:author="Liam" w:date="2026-05-25T18:53:00+08:00" w:id="1048704">
+          <w:rPrChange w:author="Liam" w:date="2026-05-25T18:53:00+08:00" w:id="1048702">
             <w:rPr/>
           </w:rPrChange>
         </w:rPr>
@@ -562,7 +546,7 @@
       <w:r>
         <w:rPr>
           <w:b/>
-          <w:rPrChange w:author="Liam" w:date="2026-05-25T18:53:00+08:00" w:id="1048703">
+          <w:rPrChange w:author="Liam" w:date="2026-05-25T18:53:00+08:00" w:id="1048701">
             <w:rPr/>
           </w:rPrChange>
         </w:rPr>
@@ -575,7 +559,7 @@
       <w:r>
         <w:rPr>
           <w:b/>
-          <w:rPrChange w:author="Liam" w:date="2026-05-25T18:53:00+08:00" w:id="1048702">
+          <w:rPrChange w:author="Liam" w:date="2026-05-25T18:53:00+08:00" w:id="1048700">
             <w:rPr/>
           </w:rPrChange>
         </w:rPr>

--- a/examples/word/revisions.docx
+++ b/examples/word/revisions.docx
@@ -485,13 +485,13 @@
         <w:rPr/>
         <w:t xml:space="preserve">7c. Replace </w:t>
       </w:r>
-      <w:del w:author="Kelly" w:date="2026-05-25T18:52:00+08:00" w:id="1048695">
+      <w:del w:author="Kelly" w:date="2026-05-25T18:52:00+08:00" w:id="1048693">
         <w:r>
           <w:rPr/>
           <w:delText xml:space="preserve">bar</w:delText>
         </w:r>
       </w:del>
-      <w:ins w:author="Kelly" w:date="2026-05-25T18:52:00+08:00" w:id="1048696">
+      <w:ins w:author="Kelly" w:date="2026-05-25T18:52:00+08:00" w:id="1048694">
         <w:r>
           <w:rPr>
             <w:b/>
@@ -502,26 +502,7 @@
       </w:ins>
       <w:r>
         <w:rPr/>
-        <w:t xml:space="preserve"> with FOO. (tracked replace '</w:t>
-      </w:r>
-      <w:del w:author="Kelly" w:date="2026-05-25T18:52:00+08:00" w:id="1048693">
-        <w:r>
-          <w:rPr/>
-          <w:delText xml:space="preserve">bar</w:delText>
-        </w:r>
-      </w:del>
-      <w:ins w:author="Kelly" w:date="2026-05-25T18:52:00+08:00" w:id="1048694">
-        <w:r>
-          <w:rPr>
-            <w:b/>
-            <w:color w:val="00B050"/>
-          </w:rPr>
-          <w:t xml:space="preserve">BAZ</w:t>
-        </w:r>
-      </w:ins>
-      <w:r>
-        <w:rPr/>
-        <w:t xml:space="preserve">'→bold-green 'BAZ')</w:t>
+        <w:t xml:space="preserve"> with FOO. (find target → bold-green replacement)</w:t>
       </w:r>
     </w:p>
     <w:p>
@@ -529,32 +510,6 @@
       <w:r>
         <w:rPr/>
         <w:t xml:space="preserve">7d. Prices: </w:t>
-      </w:r>
-      <w:r>
-        <w:rPr>
-          <w:b/>
-          <w:rPrChange w:author="Liam" w:date="2026-05-25T18:53:00+08:00" w:id="1048702">
-            <w:rPr/>
-          </w:rPrChange>
-        </w:rPr>
-        <w:t xml:space="preserve">$100</w:t>
-      </w:r>
-      <w:r>
-        <w:rPr/>
-        <w:t xml:space="preserve">, </w:t>
-      </w:r>
-      <w:r>
-        <w:rPr>
-          <w:b/>
-          <w:rPrChange w:author="Liam" w:date="2026-05-25T18:53:00+08:00" w:id="1048701">
-            <w:rPr/>
-          </w:rPrChange>
-        </w:rPr>
-        <w:t xml:space="preserve">$250</w:t>
-      </w:r>
-      <w:r>
-        <w:rPr/>
-        <w:t xml:space="preserve">, </w:t>
       </w:r>
       <w:r>
         <w:rPr>
@@ -563,11 +518,75 @@
             <w:rPr/>
           </w:rPrChange>
         </w:rPr>
+        <w:t xml:space="preserve">$100</w:t>
+      </w:r>
+      <w:r>
+        <w:rPr/>
+        <w:t xml:space="preserve">, </w:t>
+      </w:r>
+      <w:r>
+        <w:rPr>
+          <w:b/>
+          <w:rPrChange w:author="Liam" w:date="2026-05-25T18:53:00+08:00" w:id="1048699">
+            <w:rPr/>
+          </w:rPrChange>
+        </w:rPr>
+        <w:t xml:space="preserve">$250</w:t>
+      </w:r>
+      <w:r>
+        <w:rPr/>
+        <w:t xml:space="preserve">, </w:t>
+      </w:r>
+      <w:r>
+        <w:rPr>
+          <w:b/>
+          <w:rPrChange w:author="Liam" w:date="2026-05-25T18:53:00+08:00" w:id="1048698">
+            <w:rPr/>
+          </w:rPrChange>
+        </w:rPr>
         <w:t xml:space="preserve">$999</w:t>
       </w:r>
       <w:r>
         <w:rPr/>
         <w:t xml:space="preserve"> (regex \$\d+ → tracked bold)</w:t>
+      </w:r>
+    </w:p>
+    <w:p>
+      <w:pPr>
+        <w:pStyle w:val="Heading2"/>
+      </w:pPr>
+      <w:r>
+        <w:rPr/>
+        <w:t xml:space="preserve">8. Find variants</w:t>
+      </w:r>
+    </w:p>
+    <w:p>
+      <w:pPr/>
+      <w:r>
+        <w:rPr/>
+        <w:t xml:space="preserve">8a. Remove the </w:t>
+      </w:r>
+      <w:del w:author="Mira" w:date="2026-05-25T18:54:00+08:00" w:id="1048706">
+        <w:r>
+          <w:rPr/>
+          <w:delText xml:space="preserve">OBSOLETE</w:delText>
+        </w:r>
+      </w:del>
+      <w:r>
+        <w:rPr/>
+        <w:t xml:space="preserve"> token here. (delete-only via find — no insertion)</w:t>
+      </w:r>
+    </w:p>
+    <w:p>
+      <w:pPr>
+        <w:jc w:val="center"/>
+        <w:pPrChange w:author="Nora" w:date="2026-05-25T18:55:00+08:00" w:id="1048711">
+          <w:pPr/>
+        </w:pPrChange>
+      </w:pPr>
+      <w:r>
+        <w:rPr/>
+        <w:t xml:space="preserve">8b. This paragraph contains MARK so its alignment gets tracked-centered.</w:t>
       </w:r>
     </w:p>
     <w:sectPr>
